--- a/reference.docx
+++ b/reference.docx
@@ -1084,7 +1084,6 @@
     <w:rPr>
       <w:rFonts w:ascii="JetBrains Mono" w:hAnsi="JetBrains Mono" w:cs="JetBrains Mono"/>
       <w:sz w:val="19"/>
-      <w:shd w:val="clear" w:color="auto" w:fill="F2F2F2"/>
     </w:rPr>
   </w:style>
   <w:style w:type="character" w:styleId="FootnoteReference">
@@ -1123,7 +1122,16 @@
     <w:name w:val="Source Code"/>
     <w:pPr>
       <w:jc w:val="left"/>
-      <w:shd w:val="clear" w:color="auto" w:fill="F2F2F2"/>
+    </w:pPr>
+    <w:rPr>
+      <w:rFonts w:ascii="JetBrains Mono" w:hAnsi="JetBrains Mono" w:cs="JetBrains Mono"/>
+      <w:sz w:val="18"/>
+    </w:rPr>
+  </w:style>
+  <w:style w:type="paragraph" w:customStyle="1" w:styleId="CodeOutput">
+    <w:name w:val="Code Output"/>
+    <w:pPr>
+      <w:jc w:val="left"/>
     </w:pPr>
     <w:rPr>
       <w:rFonts w:ascii="JetBrains Mono" w:hAnsi="JetBrains Mono" w:cs="JetBrains Mono"/>

--- a/reference.docx
+++ b/reference.docx
@@ -1121,6 +1121,14 @@
   <w:style w:type="paragraph" w:customStyle="1" w:styleId="SourceCode">
     <w:name w:val="Source Code"/>
     <w:pPr>
+      <w:pBdr>
+        <w:top w:val="single" w:sz="4" w:space="6" w:color="D0D7DE"/>
+        <w:left w:val="single" w:sz="4" w:space="6" w:color="D0D7DE"/>
+        <w:bottom w:val="single" w:sz="4" w:space="6" w:color="D0D7DE"/>
+        <w:right w:val="single" w:sz="4" w:space="6" w:color="D0D7DE"/>
+      </w:pBdr>
+      <w:shd w:val="clear" w:color="auto" w:fill="F6F8FA"/>
+      <w:spacing w:before="0" w:after="0" w:line="240" w:lineRule="auto"/>
       <w:jc w:val="left"/>
     </w:pPr>
     <w:rPr>
